--- a/docs/智能体设计方案书.docx
+++ b/docs/智能体设计方案书.docx
@@ -49,7 +49,7 @@
         <w:rPr>
           <w:i/>
         </w:rPr>
-        <w:t>学校/学院:【填写学校名称】【填写学院】</w:t>
+        <w:t>学校/学院:西南民族大学 法学院</w:t>
       </w:r>
     </w:p>
     <w:p>
@@ -60,7 +60,7 @@
         <w:rPr>
           <w:i/>
         </w:rPr>
-        <w:t>团队成员:【姓名1】【姓名2】【姓名3】(可增删)</w:t>
+        <w:t>团队名称:舞猴(成员姓名待补)</w:t>
       </w:r>
     </w:p>
     <w:p>
